--- a/Volume 1/Chapter 03 - File Handling/SPA_Vol1_Ch3_Lesson3_6a_Delete_File_EXTENDED.docx
+++ b/Volume 1/Chapter 03 - File Handling/SPA_Vol1_Ch3_Lesson3_6a_Delete_File_EXTENDED.docx
@@ -866,7 +866,7 @@
         <w:keepNext/>
       </w:pPr>
       <w:r>
-        <w:t>Save each file from this lesson into the matching path in the project layout. As in Chapter 1, notepad .\rust\Cargo.toml creates and opens one: choose Yes, type the file, save it with Ctrl+S, and close Notepad. Then install forge-std, Foundry's standard library, into the Solidity project. Linux Assembly runs in WSL or on a Linux computer.</w:t>
+        <w:t>Next, let the tools create the Rust and Solidity projects. Remember, Cargo.toml describes the project: cargo init .\rust writes it, with a starter program, src\main.rs. This lesson's programs live in src\bin, one file per program, so Remove-Item deletes the starter. Remember, forge init makes the Solidity project: --no-git and --offline work as in Chapter 1, --empty leaves out forge's example contracts, and --force lets it fill the solidity folder, which already holds the empty folders made above.</w:t>
       </w:r>
     </w:p>
     <w:p>
@@ -880,6 +880,144 @@
         <w:keepNext/>
       </w:pPr>
       <w:r>
+        <w:t>cargo init .\rust --name delete_file --vcs none</w:t>
+      </w:r>
+    </w:p>
+    <w:p>
+      <w:pPr>
+        <w:pStyle w:val="CommandBlock"/>
+        <w:keepNext/>
+      </w:pPr>
+      <w:r>
+        <w:t>Remove-Item .\rust\src\main.rs</w:t>
+      </w:r>
+    </w:p>
+    <w:p>
+      <w:pPr>
+        <w:pStyle w:val="CommandBlock"/>
+      </w:pPr>
+      <w:r>
+        <w:t>forge init .\solidity --empty --no-git --offline --force</w:t>
+      </w:r>
+    </w:p>
+    <w:p>
+      <w:pPr>
+        <w:keepNext/>
+      </w:pPr>
+    </w:p>
+    <w:p>
+      <w:r>
+        <w:t>Then type the Solidity project's settings over the foundry.toml that forge init wrote. foundry.toml is the same as in Lesson 3.3a: fs_permissions gives read-write access to the lesson folder only, and vm.removeFile needs that write access. notepad .\solidity\foundry.toml opens the file: replace its text with the file below, save it with Ctrl+S, and close Notepad.</w:t>
+      </w:r>
+    </w:p>
+    <w:p>
+      <w:pPr>
+        <w:keepNext/>
+      </w:pPr>
+    </w:p>
+    <w:p>
+      <w:pPr>
+        <w:pStyle w:val="Heading3"/>
+      </w:pPr>
+      <w:r>
+        <w:t>solidity/foundry.toml</w:t>
+      </w:r>
+    </w:p>
+    <w:p>
+      <w:pPr>
+        <w:pStyle w:val="SourceCode"/>
+        <w:keepNext/>
+      </w:pPr>
+      <w:r>
+        <w:t>[profile.default]</w:t>
+      </w:r>
+    </w:p>
+    <w:p>
+      <w:pPr>
+        <w:pStyle w:val="SourceCode"/>
+        <w:keepNext/>
+      </w:pPr>
+      <w:r>
+        <w:t># The scripts in script/ are the only Solidity sources in this project.</w:t>
+      </w:r>
+    </w:p>
+    <w:p>
+      <w:pPr>
+        <w:pStyle w:val="SourceCode"/>
+        <w:keepNext/>
+      </w:pPr>
+      <w:r>
+        <w:t>src = "script"</w:t>
+      </w:r>
+    </w:p>
+    <w:p>
+      <w:pPr>
+        <w:pStyle w:val="SourceCode"/>
+        <w:keepNext/>
+      </w:pPr>
+      <w:r>
+        <w:t># forge install puts forge-std in lib/.</w:t>
+      </w:r>
+    </w:p>
+    <w:p>
+      <w:pPr>
+        <w:pStyle w:val="SourceCode"/>
+        <w:keepNext/>
+      </w:pPr>
+      <w:r>
+        <w:t>libs = ["lib"]</w:t>
+      </w:r>
+    </w:p>
+    <w:p>
+      <w:pPr>
+        <w:pStyle w:val="SourceCode"/>
+        <w:keepNext/>
+      </w:pPr>
+      <w:r>
+        <w:t># The file cheatcodes may read and write only inside the lesson folder,</w:t>
+      </w:r>
+    </w:p>
+    <w:p>
+      <w:pPr>
+        <w:pStyle w:val="SourceCode"/>
+        <w:keepNext/>
+      </w:pPr>
+      <w:r>
+        <w:t># the folder above the project root ("../"), and nowhere else.</w:t>
+      </w:r>
+    </w:p>
+    <w:p>
+      <w:pPr>
+        <w:pStyle w:val="SourceCode"/>
+      </w:pPr>
+      <w:r>
+        <w:t>fs_permissions = [{ access = "read-write", path = "../" }]</w:t>
+      </w:r>
+    </w:p>
+    <w:p>
+      <w:pPr>
+        <w:keepNext/>
+      </w:pPr>
+    </w:p>
+    <w:p>
+      <w:pPr>
+        <w:keepNext/>
+      </w:pPr>
+      <w:r>
+        <w:t>Then install forge-std, Foundry's standard library, into the Solidity project. Linux Assembly runs in WSL or on a Linux computer.</w:t>
+      </w:r>
+    </w:p>
+    <w:p>
+      <w:pPr>
+        <w:keepNext/>
+      </w:pPr>
+    </w:p>
+    <w:p>
+      <w:pPr>
+        <w:pStyle w:val="CommandBlock"/>
+        <w:keepNext/>
+      </w:pPr>
+      <w:r>
         <w:t>Push-Location .\solidity</w:t>
       </w:r>
     </w:p>
@@ -906,6 +1044,16 @@
       </w:pPr>
     </w:p>
     <w:p>
+      <w:r>
+        <w:t>You save each source file in its language's section below, as each is shown. As in Chapter 1, notepad .\rust\src\bin\basic_delete_file.rs creates and opens one: choose Yes, type the file, save it with Ctrl+S, and close Notepad.</w:t>
+      </w:r>
+    </w:p>
+    <w:p>
+      <w:pPr>
+        <w:keepNext/>
+      </w:pPr>
+    </w:p>
+    <w:p>
       <w:pPr>
         <w:keepNext/>
       </w:pPr>
@@ -967,7 +1115,7 @@
         <w:keepNext/>
       </w:pPr>
       <w:r>
-        <w:t>Save each file from this lesson into the matching path in the project layout. As in Chapter 1, nano ./rust/Cargo.toml creates and opens one: type the file, then save and close it with Ctrl+O, Enter, then Ctrl+X. Then install forge-std.</w:t>
+        <w:t>Then create the Rust and Solidity projects with the same commands as on Windows; rm deletes the starter main.rs.</w:t>
       </w:r>
     </w:p>
     <w:p>
@@ -978,6 +1126,50 @@
     <w:p>
       <w:pPr>
         <w:pStyle w:val="CommandBlock"/>
+        <w:keepNext/>
+      </w:pPr>
+      <w:r>
+        <w:t>cargo init ./rust --name delete_file --vcs none</w:t>
+      </w:r>
+    </w:p>
+    <w:p>
+      <w:pPr>
+        <w:pStyle w:val="CommandBlock"/>
+        <w:keepNext/>
+      </w:pPr>
+      <w:r>
+        <w:t>rm ./rust/src/main.rs</w:t>
+      </w:r>
+    </w:p>
+    <w:p>
+      <w:pPr>
+        <w:pStyle w:val="CommandBlock"/>
+      </w:pPr>
+      <w:r>
+        <w:t>forge init ./solidity --empty --no-git --offline --force</w:t>
+      </w:r>
+    </w:p>
+    <w:p>
+      <w:pPr>
+        <w:keepNext/>
+      </w:pPr>
+    </w:p>
+    <w:p>
+      <w:pPr>
+        <w:keepNext/>
+      </w:pPr>
+      <w:r>
+        <w:t>Type solidity/foundry.toml exactly as shown in the Windows setup, over the file forge init wrote. Then install forge-std.</w:t>
+      </w:r>
+    </w:p>
+    <w:p>
+      <w:pPr>
+        <w:keepNext/>
+      </w:pPr>
+    </w:p>
+    <w:p>
+      <w:pPr>
+        <w:pStyle w:val="CommandBlock"/>
       </w:pPr>
       <w:r>
         <w:t>(cd ./solidity &amp;&amp; forge install foundry-rs/forge-std@v1.16.2 --no-git)</w:t>
@@ -989,6 +1181,16 @@
       </w:pPr>
     </w:p>
     <w:p>
+      <w:r>
+        <w:t>You save each source file in its language's section below, as each is shown. As in Chapter 1, nano ./rust/src/bin/basic_delete_file.rs creates and opens one: type the file, then save and close it with Ctrl+O, Enter, then Ctrl+X.</w:t>
+      </w:r>
+    </w:p>
+    <w:p>
+      <w:pPr>
+        <w:keepNext/>
+      </w:pPr>
+    </w:p>
+    <w:p>
       <w:pPr>
         <w:keepNext/>
       </w:pPr>
@@ -13193,7 +13395,7 @@
     </w:p>
     <w:p>
       <w:r>
-        <w:t>Cargo.toml names this lesson's package, delete_file, and its two programs. foundry.toml is the same as in Lesson 3.3a: fs_permissions gives read-write access to the lesson folder only, and vm.removeFile needs that write access.</w:t>
+        <w:t>This is the file the setup commands wrote, shown here so you can check yours. Cargo.toml names this lesson's package, delete_file, and its two programs. cargo init does not write the comment lines, which are this lesson's notes about the file, and yours ends with an empty [dependencies] heading; the blank lines may differ.</w:t>
       </w:r>
     </w:p>
     <w:p>
@@ -13271,95 +13473,6 @@
       </w:pPr>
       <w:r>
         <w:t># delete_file.</w:t>
-      </w:r>
-    </w:p>
-    <w:p>
-      <w:pPr>
-        <w:keepNext/>
-      </w:pPr>
-    </w:p>
-    <w:p>
-      <w:pPr>
-        <w:keepNext/>
-      </w:pPr>
-    </w:p>
-    <w:p>
-      <w:pPr>
-        <w:pStyle w:val="Heading2"/>
-      </w:pPr>
-      <w:r>
-        <w:t>solidity/foundry.toml</w:t>
-      </w:r>
-    </w:p>
-    <w:p>
-      <w:pPr>
-        <w:pStyle w:val="SourceCode"/>
-        <w:keepNext/>
-      </w:pPr>
-      <w:r>
-        <w:t>[profile.default]</w:t>
-      </w:r>
-    </w:p>
-    <w:p>
-      <w:pPr>
-        <w:pStyle w:val="SourceCode"/>
-        <w:keepNext/>
-      </w:pPr>
-      <w:r>
-        <w:t># The scripts in script/ are the only Solidity sources in this project.</w:t>
-      </w:r>
-    </w:p>
-    <w:p>
-      <w:pPr>
-        <w:pStyle w:val="SourceCode"/>
-        <w:keepNext/>
-      </w:pPr>
-      <w:r>
-        <w:t>src = "script"</w:t>
-      </w:r>
-    </w:p>
-    <w:p>
-      <w:pPr>
-        <w:pStyle w:val="SourceCode"/>
-        <w:keepNext/>
-      </w:pPr>
-      <w:r>
-        <w:t># forge install puts forge-std in lib/.</w:t>
-      </w:r>
-    </w:p>
-    <w:p>
-      <w:pPr>
-        <w:pStyle w:val="SourceCode"/>
-        <w:keepNext/>
-      </w:pPr>
-      <w:r>
-        <w:t>libs = ["lib"]</w:t>
-      </w:r>
-    </w:p>
-    <w:p>
-      <w:pPr>
-        <w:pStyle w:val="SourceCode"/>
-        <w:keepNext/>
-      </w:pPr>
-      <w:r>
-        <w:t># The file cheatcodes may read and write only inside the lesson folder,</w:t>
-      </w:r>
-    </w:p>
-    <w:p>
-      <w:pPr>
-        <w:pStyle w:val="SourceCode"/>
-        <w:keepNext/>
-      </w:pPr>
-      <w:r>
-        <w:t># the folder above the project root ("../"), and nowhere else.</w:t>
-      </w:r>
-    </w:p>
-    <w:p>
-      <w:pPr>
-        <w:pStyle w:val="SourceCode"/>
-      </w:pPr>
-      <w:r>
-        <w:t>fs_permissions = [{ access = "read-write", path = "../" }]</w:t>
       </w:r>
     </w:p>
     <w:p>
@@ -14464,31 +14577,31 @@
       </w:rPr>
     </w:lvl>
   </w:abstractNum>
-  <w:num w:numId="1" w16cid:durableId="1472868556">
+  <w:num w:numId="1" w16cid:durableId="1137601964">
     <w:abstractNumId w:val="8"/>
   </w:num>
-  <w:num w:numId="2" w16cid:durableId="1121848178">
+  <w:num w:numId="2" w16cid:durableId="522746263">
     <w:abstractNumId w:val="6"/>
   </w:num>
-  <w:num w:numId="3" w16cid:durableId="1851143297">
+  <w:num w:numId="3" w16cid:durableId="1305306959">
     <w:abstractNumId w:val="5"/>
   </w:num>
-  <w:num w:numId="4" w16cid:durableId="927539935">
+  <w:num w:numId="4" w16cid:durableId="208542549">
     <w:abstractNumId w:val="4"/>
   </w:num>
-  <w:num w:numId="5" w16cid:durableId="1967004044">
+  <w:num w:numId="5" w16cid:durableId="323365748">
     <w:abstractNumId w:val="7"/>
   </w:num>
-  <w:num w:numId="6" w16cid:durableId="905148257">
+  <w:num w:numId="6" w16cid:durableId="487093723">
     <w:abstractNumId w:val="3"/>
   </w:num>
-  <w:num w:numId="7" w16cid:durableId="2121798405">
+  <w:num w:numId="7" w16cid:durableId="775098270">
     <w:abstractNumId w:val="2"/>
   </w:num>
-  <w:num w:numId="8" w16cid:durableId="1748991233">
+  <w:num w:numId="8" w16cid:durableId="150683582">
     <w:abstractNumId w:val="1"/>
   </w:num>
-  <w:num w:numId="9" w16cid:durableId="1311136619">
+  <w:num w:numId="9" w16cid:durableId="703217256">
     <w:abstractNumId w:val="0"/>
   </w:num>
 </w:numbering>

--- a/Volume 1/Chapter 03 - File Handling/SPA_Vol1_Ch3_Lesson3_6a_Delete_File_EXTENDED.docx
+++ b/Volume 1/Chapter 03 - File Handling/SPA_Vol1_Ch3_Lesson3_6a_Delete_File_EXTENDED.docx
@@ -941,7 +941,7 @@
         <w:keepNext/>
       </w:pPr>
       <w:r>
-        <w:t>[profile.default]</w:t>
+        <w:t>[profile.default]  # Remember, the settings forge uses by default.</w:t>
       </w:r>
     </w:p>
     <w:p>
@@ -1253,7 +1253,11 @@
     </w:p>
     <w:p>
       <w:r>
-        <w:t>Start with the most direct version: main refuses to start if its report, .\assembly\inventory-report.tmp, already exists, creates the report, checks that it exists, deletes it with remove, and checks again. Even this Basic version checks fopen's result, because writing through 0 would crash the program. Every step is commented, so read the comments as you type it.</w:t>
+        <w:t xml:space="preserve">Start with the most direct version: main refuses to start if its report, .\assembly\inventory-report.tmp, already exists, creates the report, checks that it exists, deletes it with remove, and checks again. Even this Basic version </w:t>
+      </w:r>
+      <w:r>
+        <w:lastRenderedPageBreak/>
+        <w:t>checks fopen's result, because writing through 0 would crash the program. Every step is commented, so read the comments as you type it.</w:t>
       </w:r>
     </w:p>
     <w:p>
@@ -1879,15 +1883,15 @@
         <w:pStyle w:val="SourceCode"/>
       </w:pPr>
       <w:r>
-        <w:t xml:space="preserve">    ; Confirm that the report exists. lea changes no flags, so the jump</w:t>
-      </w:r>
-    </w:p>
-    <w:p>
-      <w:pPr>
-        <w:pStyle w:val="SourceCode"/>
-      </w:pPr>
-      <w:r>
-        <w:t xml:space="preserve">    ; still reads the cmp. Remember, cmp, then jump.</w:t>
+        <w:t xml:space="preserve">    ; Confirm that the report exists: rcx starts as exists_yes, and a</w:t>
+      </w:r>
+    </w:p>
+    <w:p>
+      <w:pPr>
+        <w:pStyle w:val="SourceCode"/>
+      </w:pPr>
+      <w:r>
+        <w:t xml:space="preserve">    ; result other than 0 swaps in exists_no. Remember, cmp, then jump.</w:t>
       </w:r>
     </w:p>
     <w:p>
@@ -2422,31 +2426,31 @@
         <w:keepNext/>
       </w:pPr>
       <w:r>
-        <w:t>; Assembly has no file tools of its own, so it calls the same C library</w:t>
-      </w:r>
-    </w:p>
-    <w:p>
-      <w:pPr>
-        <w:pStyle w:val="SourceCode"/>
-      </w:pPr>
-      <w:r>
-        <w:t>; functions as the C version of Lesson 3.6: access checks for the file,</w:t>
-      </w:r>
-    </w:p>
-    <w:p>
-      <w:pPr>
-        <w:pStyle w:val="SourceCode"/>
-      </w:pPr>
-      <w:r>
-        <w:t>; fopen, fprintf, and fclose create it, and remove deletes it.</w:t>
-      </w:r>
-    </w:p>
-    <w:p>
-      <w:pPr>
-        <w:pStyle w:val="SourceCode"/>
-      </w:pPr>
-      <w:r>
-        <w:t>; Remember, extern pulls in C library functions.</w:t>
+        <w:t>; Assembly has no file tools of its own, so it calls the C library, as C</w:t>
+      </w:r>
+    </w:p>
+    <w:p>
+      <w:pPr>
+        <w:pStyle w:val="SourceCode"/>
+      </w:pPr>
+      <w:r>
+        <w:t>; does in Lesson 3.6: access checks for the file, fopen, fprintf, and</w:t>
+      </w:r>
+    </w:p>
+    <w:p>
+      <w:pPr>
+        <w:pStyle w:val="SourceCode"/>
+      </w:pPr>
+      <w:r>
+        <w:t>; fclose create it, and remove deletes it. Remember, extern pulls them in,</w:t>
+      </w:r>
+    </w:p>
+    <w:p>
+      <w:pPr>
+        <w:pStyle w:val="SourceCode"/>
+      </w:pPr>
+      <w:r>
+        <w:t>; and eax = 0 before printf or fprintf tells it no xmm registers are used.</w:t>
       </w:r>
     </w:p>
     <w:p>
@@ -3017,15 +3021,15 @@
         <w:pStyle w:val="SourceCode"/>
       </w:pPr>
       <w:r>
-        <w:t xml:space="preserve">    ; Confirm that the report exists. lea changes no flags, so the jump</w:t>
-      </w:r>
-    </w:p>
-    <w:p>
-      <w:pPr>
-        <w:pStyle w:val="SourceCode"/>
-      </w:pPr>
-      <w:r>
-        <w:t xml:space="preserve">    ; still reads the cmp. Remember, cmp, then jump.</w:t>
+        <w:t xml:space="preserve">    ; Confirm that the report exists: rdi starts as exists_yes, and a</w:t>
+      </w:r>
+    </w:p>
+    <w:p>
+      <w:pPr>
+        <w:pStyle w:val="SourceCode"/>
+      </w:pPr>
+      <w:r>
+        <w:t xml:space="preserve">    ; result other than 0 swaps in exists_no. Remember, cmp, then jump.</w:t>
       </w:r>
     </w:p>
     <w:p>
@@ -3446,7 +3450,6 @@
     <w:p>
       <w:pPr>
         <w:pStyle w:val="SourceCode"/>
-        <w:keepNext/>
       </w:pPr>
       <w:r>
         <w:t>.done:</w:t>
@@ -3455,7 +3458,6 @@
     <w:p>
       <w:pPr>
         <w:pStyle w:val="SourceCode"/>
-        <w:keepNext/>
       </w:pPr>
       <w:r>
         <w:t xml:space="preserve">    pop rbx</w:t>
@@ -3464,6 +3466,7 @@
     <w:p>
       <w:pPr>
         <w:pStyle w:val="SourceCode"/>
+        <w:keepNext/>
       </w:pPr>
       <w:r>
         <w:t xml:space="preserve">    ret</w:t>
@@ -3471,6 +3474,29 @@
     </w:p>
     <w:p>
       <w:pPr>
+        <w:pStyle w:val="SourceCode"/>
+        <w:keepNext/>
+      </w:pPr>
+    </w:p>
+    <w:p>
+      <w:pPr>
+        <w:pStyle w:val="SourceCode"/>
+        <w:keepNext/>
+      </w:pPr>
+      <w:r>
+        <w:t>; Remember, this marks the stack as not executable, as Linux linkers expect.</w:t>
+      </w:r>
+    </w:p>
+    <w:p>
+      <w:pPr>
+        <w:pStyle w:val="SourceCode"/>
+      </w:pPr>
+      <w:r>
+        <w:t>section .note.GNU-stack noalloc noexec nowrite progbits</w:t>
+      </w:r>
+    </w:p>
+    <w:p>
+      <w:pPr>
         <w:keepNext/>
       </w:pPr>
     </w:p>
@@ -7428,7 +7454,6 @@
     <w:p>
       <w:pPr>
         <w:pStyle w:val="SourceCode"/>
-        <w:keepNext/>
       </w:pPr>
       <w:r>
         <w:t>.done:</w:t>
@@ -7437,7 +7462,6 @@
     <w:p>
       <w:pPr>
         <w:pStyle w:val="SourceCode"/>
-        <w:keepNext/>
       </w:pPr>
       <w:r>
         <w:t xml:space="preserve">    pop rbx</w:t>
@@ -7446,6 +7470,7 @@
     <w:p>
       <w:pPr>
         <w:pStyle w:val="SourceCode"/>
+        <w:keepNext/>
       </w:pPr>
       <w:r>
         <w:t xml:space="preserve">    ret</w:t>
@@ -7453,6 +7478,29 @@
     </w:p>
     <w:p>
       <w:pPr>
+        <w:pStyle w:val="SourceCode"/>
+        <w:keepNext/>
+      </w:pPr>
+    </w:p>
+    <w:p>
+      <w:pPr>
+        <w:pStyle w:val="SourceCode"/>
+        <w:keepNext/>
+      </w:pPr>
+      <w:r>
+        <w:t>; Remember, this marks the stack as not executable, as Linux linkers expect.</w:t>
+      </w:r>
+    </w:p>
+    <w:p>
+      <w:pPr>
+        <w:pStyle w:val="SourceCode"/>
+      </w:pPr>
+      <w:r>
+        <w:t>section .note.GNU-stack noalloc noexec nowrite progbits</w:t>
+      </w:r>
+    </w:p>
+    <w:p>
+      <w:pPr>
         <w:keepNext/>
       </w:pPr>
     </w:p>
@@ -8684,31 +8732,31 @@
         <w:pStyle w:val="SourceCode"/>
       </w:pPr>
       <w:r>
-        <w:t>/// Creates the file at path and writes contents into it. Returns Ok(()), or</w:t>
-      </w:r>
-    </w:p>
-    <w:p>
-      <w:pPr>
-        <w:pStyle w:val="SourceCode"/>
-      </w:pPr>
-      <w:r>
-        <w:t>/// an Err with a message when the file already exists, so an existing</w:t>
-      </w:r>
-    </w:p>
-    <w:p>
-      <w:pPr>
-        <w:pStyle w:val="SourceCode"/>
-      </w:pPr>
-      <w:r>
-        <w:t>/// file is never touched, or when it cannot be created. Remember, a</w:t>
-      </w:r>
-    </w:p>
-    <w:p>
-      <w:pPr>
-        <w:pStyle w:val="SourceCode"/>
-      </w:pPr>
-      <w:r>
-        <w:t>/// Result is Ok(value) or Err(error), and Ok(()) carries nothing.</w:t>
+        <w:t>/// Creates the file at path and writes contents into it: Ok(()), or an Err</w:t>
+      </w:r>
+    </w:p>
+    <w:p>
+      <w:pPr>
+        <w:pStyle w:val="SourceCode"/>
+      </w:pPr>
+      <w:r>
+        <w:t>/// with a message when the file already exists (never touched) or cannot be</w:t>
+      </w:r>
+    </w:p>
+    <w:p>
+      <w:pPr>
+        <w:pStyle w:val="SourceCode"/>
+      </w:pPr>
+      <w:r>
+        <w:t>/// created. Remember, Ok(()) carries nothing, match runs the arm that fits</w:t>
+      </w:r>
+    </w:p>
+    <w:p>
+      <w:pPr>
+        <w:pStyle w:val="SourceCode"/>
+      </w:pPr>
+      <w:r>
+        <w:t>/// the Result, and format! builds a String the way println! prints one.</w:t>
       </w:r>
     </w:p>
     <w:p>
@@ -9936,15 +9984,15 @@
         <w:pStyle w:val="SourceCode"/>
       </w:pPr>
       <w:r>
-        <w:t xml:space="preserve">    %% returns true when the path exists, and init:stop(1) comes last, so</w:t>
-      </w:r>
-    </w:p>
-    <w:p>
-      <w:pPr>
-        <w:pStyle w:val="SourceCode"/>
-      </w:pPr>
-      <w:r>
-        <w:t xml:space="preserve">    %% the rest of main is inside the true branch.</w:t>
+        <w:t xml:space="preserve">    %% is true when the path exists, standard_error is stderr, and</w:t>
+      </w:r>
+    </w:p>
+    <w:p>
+      <w:pPr>
+        <w:pStyle w:val="SourceCode"/>
+      </w:pPr>
+      <w:r>
+        <w:t xml:space="preserve">    %% init:stop(1) comes last, so the rest of main is in the true branch.</w:t>
       </w:r>
     </w:p>
     <w:p>
@@ -10552,23 +10600,23 @@
         <w:pStyle w:val="SourceCode"/>
       </w:pPr>
       <w:r>
-        <w:t>%% {error, Message} when the file already exists, so an existing file is</w:t>
-      </w:r>
-    </w:p>
-    <w:p>
-      <w:pPr>
-        <w:pStyle w:val="SourceCode"/>
-      </w:pPr>
-      <w:r>
-        <w:t>%% never touched, or when it cannot be created. ~p prints the reason, an</w:t>
-      </w:r>
-    </w:p>
-    <w:p>
-      <w:pPr>
-        <w:pStyle w:val="SourceCode"/>
-      </w:pPr>
-      <w:r>
-        <w:t>%% atom such as eacces (not allowed).</w:t>
+        <w:t>%% {error, Message} when it already exists (never touched) or cannot be</w:t>
+      </w:r>
+    </w:p>
+    <w:p>
+      <w:pPr>
+        <w:pStyle w:val="SourceCode"/>
+      </w:pPr>
+      <w:r>
+        <w:t>%% created. Remember, -spec documents the types, io_lib:format returns the</w:t>
+      </w:r>
+    </w:p>
+    <w:p>
+      <w:pPr>
+        <w:pStyle w:val="SourceCode"/>
+      </w:pPr>
+      <w:r>
+        <w:t>%% text (flattened to one string), and ~p prints the reason, such as eacces.</w:t>
       </w:r>
     </w:p>
     <w:p>
@@ -14861,31 +14909,31 @@
       </w:rPr>
     </w:lvl>
   </w:abstractNum>
-  <w:num w:numId="1" w16cid:durableId="364405536">
+  <w:num w:numId="1" w16cid:durableId="38287383">
     <w:abstractNumId w:val="8"/>
   </w:num>
-  <w:num w:numId="2" w16cid:durableId="221603292">
+  <w:num w:numId="2" w16cid:durableId="1982297960">
     <w:abstractNumId w:val="6"/>
   </w:num>
-  <w:num w:numId="3" w16cid:durableId="1568608554">
+  <w:num w:numId="3" w16cid:durableId="470484006">
     <w:abstractNumId w:val="5"/>
   </w:num>
-  <w:num w:numId="4" w16cid:durableId="1065757632">
+  <w:num w:numId="4" w16cid:durableId="447240011">
     <w:abstractNumId w:val="4"/>
   </w:num>
-  <w:num w:numId="5" w16cid:durableId="633828643">
+  <w:num w:numId="5" w16cid:durableId="2123305777">
     <w:abstractNumId w:val="7"/>
   </w:num>
-  <w:num w:numId="6" w16cid:durableId="250434743">
+  <w:num w:numId="6" w16cid:durableId="970750331">
     <w:abstractNumId w:val="3"/>
   </w:num>
-  <w:num w:numId="7" w16cid:durableId="589046012">
+  <w:num w:numId="7" w16cid:durableId="333606157">
     <w:abstractNumId w:val="2"/>
   </w:num>
-  <w:num w:numId="8" w16cid:durableId="1362314947">
+  <w:num w:numId="8" w16cid:durableId="1423800989">
     <w:abstractNumId w:val="1"/>
   </w:num>
-  <w:num w:numId="9" w16cid:durableId="2075857221">
+  <w:num w:numId="9" w16cid:durableId="888348333">
     <w:abstractNumId w:val="0"/>
   </w:num>
 </w:numbering>
